--- a/klagomål/A 44207-2022 FSC-klagomål.docx
+++ b/klagomål/A 44207-2022 FSC-klagomål.docx
@@ -677,7 +677,7 @@
     <w:r>
       <w:tab/>
       <w:tab/>
-      <w:t>2026-06-18</w:t>
+      <w:t>2026-06-19</w:t>
       <w:br/>
       <w:br/>
     </w:r>

--- a/klagomål/A 44207-2022 FSC-klagomål.docx
+++ b/klagomål/A 44207-2022 FSC-klagomål.docx
@@ -677,7 +677,7 @@
     <w:r>
       <w:tab/>
       <w:tab/>
-      <w:t>2026-06-19</w:t>
+      <w:t>2026-06-20</w:t>
       <w:br/>
       <w:br/>
     </w:r>

--- a/klagomål/A 44207-2022 FSC-klagomål.docx
+++ b/klagomål/A 44207-2022 FSC-klagomål.docx
@@ -168,38 +168,7 @@
     </w:p>
     <w:p>
       <w:r>
-        <w:t>Detta dokument behandlar höga naturvärden i avverkningsanmälan A 44207-2022 i Gotlands kommun som inkom 2022-10-05 och omfattar 3,8 ha.</w:t>
-      </w:r>
-    </w:p>
-    <w:p>
-      <w:r>
-        <w:t>Nedan presenteras fynd av naturvårdsarter som gjorts i det avverkningsanmälda området, samt relevanta utdrag ur standarderna för FSC, Chain of Custody, Controlled Wood och PEFC.</w:t>
-      </w:r>
-    </w:p>
-    <w:p>
-      <w:r>
-        <w:t>Vi förväntar oss att ni återkommer med ett skriftligt svar på vårt klagomål och även beskriver vilka korrigerande åtgärder ni satt in för att rätta till identifierade brister i er efterlevnad av den svenska FSC standarden.</w:t>
-      </w:r>
-    </w:p>
-    <w:p>
-      <w:pPr>
-        <w:pStyle w:val="Heading1"/>
-      </w:pPr>
-      <w:r>
-        <w:t>Naturvårdsarter</w:t>
-      </w:r>
-    </w:p>
-    <w:p>
-      <w:r>
-        <w:t>Inom 22 meter från avverkningsanmälan har följande 2 naturvårdsarter hittats: violettfläckig spindling (VU) och odörspindling (NT). Av dessa är 2 rödlistade. För rödlistade arter har rödlistekategorin angivits inom parentes.</w:t>
-      </w:r>
-    </w:p>
-    <w:p>
-      <w:r>
-        <w:t>De påträffade naturvårdsarterna är ett tydligt kvitto på att det rör sig om en skog med höga naturvärden.</w:t>
-      </w:r>
-      <w:r>
-        <w:t xml:space="preserve"> I Figur 1 visas fyndplatser för naturvårdsarter i området, som finns registrerade på Artportalen.</w:t>
+        <w:t>Detta klagomål behandlar höga naturvärden i avverkningsanmälan A 44207-2022 i Gotlands kommun som inkom 2022-10-05 och omfattar 3,8 ha.</w:t>
       </w:r>
     </w:p>
     <w:p>
@@ -247,7 +216,46 @@
         <w:spacing w:after="240"/>
       </w:pPr>
       <w:r>
-        <w:t>Figur 1. Fyndplatser för naturvårdsarter inom 22 meter från avverkningsanmälan (röd linje). Markörer utan svart kant är placerade på fyndplatsen. Markörer med svart kant är placerade vid sidan av fyndplatsen och har ett svart streck som visar fyndplatsens exakta position. Kartans mittpunktskoordinat är N 6374728, E 719260 i SWEREF 99 TM.</w:t>
+        <w:t>Figur 1. Fyndplatser för naturvårdsarter inom 22 meter från avverkningsanmälan. Markörer utan svart kant är placerade på fyndplatsen. Markörer med svart kant är placerade vid sidan av fyndplatsen har ett svart streck som visar fyndplatsens exakta position. Kartans mittpunktskoordinat är N 6374728, E 719260 i SWEREF 99 TM.</w:t>
+      </w:r>
+    </w:p>
+    <w:p>
+      <w:r>
+        <w:t>Inom 22 meter från avverkningsanmälan finns fynd av 2 naturvårdsarter, varav 2 är rödlistade: violettfläckig spindling (VU) och odörspindling (NT). Se Figur 1.</w:t>
+      </w:r>
+    </w:p>
+    <w:p>
+      <w:r>
+        <w:t>Nedan presenteras relevanta utdrag ur standarderna för FSC, Chain of Custody, Controlled Wood och PEFC.</w:t>
+      </w:r>
+    </w:p>
+    <w:p>
+      <w:r>
+        <w:t>Vi förväntar oss att ni återkommer med ett skriftligt svar på vårt klagomål och även beskriver vilka korrigerande åtgärder ni satt in för att rätta till identifierade brister i er efterlevnad av den svenska FSC standarden.</w:t>
+      </w:r>
+    </w:p>
+    <w:p>
+      <w:pPr>
+        <w:pStyle w:val="Heading1"/>
+      </w:pPr>
+      <w:r>
+        <w:t>Naturvårdsarter och fridlysta arter</w:t>
+      </w:r>
+    </w:p>
+    <w:p>
+      <w:r>
+        <w:t>Nedan följer beskrivningar av de naturvårdsarter och fridlysta arter som har sina livsmiljöer och växtplatser i den avverkningsanmälda skogen. De påträffade naturvårdsarterna är ett tydligt kvitto på att det rör sig om en skog med höga naturvärden.</w:t>
+      </w:r>
+    </w:p>
+    <w:p>
+      <w:r>
+        <w:rPr>
+          <w:b/>
+        </w:rPr>
+        <w:t>Violettfläckig spindling (VU)</w:t>
+      </w:r>
+      <w:r>
+        <w:t xml:space="preserve"> bildar mykorrhiza med gran och tall i äldre kalkbarrskogar på torr, örtrik mark. Minskningstakten uppgår till 30 % inom 50 år och överstiger gränsvärdet för Sårbar (VU). Artens ekologiska krav med fynd enbart i äldre, örtrika kalkbarrskogar med kontinuitet, miljöer som idag ofta är starkt hotade av slutavverkningar, gör den mycket sårbar. Alla kända lokaler har ett högt skyddsvärde och kalkbarrskogar med höga naturvärden bör få områdesskydd med individuellt anpassade skötselråd (SLU Artdatabanken, 2024).</w:t>
       </w:r>
     </w:p>
     <w:p>
@@ -259,17 +267,6 @@
       </w:r>
       <w:r>
         <w:t xml:space="preserve"> bildar mykorrhiza med gran och tall i örtrik kalkbarrskog. Den uppträder huvudsakligen i äldre barrskogar så kallade ”bondeskogar” med en lång trädkontinuitet. Minskningstakten uppgår till 15 % inom 50 år och bedöms vara nära gränsvärdet för Sårbar (VU). (A2c+3c+4c). Virkesrika, äldre barrskogar med hög bonitet, på bättre jordar är en bristvara i befintliga, skyddade områden i Sverige och fler örtrika barrskogar med trädkontinuitet måste skyddas i större utsträckning än vad som tidigare gjorts. Områden med odörspindling bör inte gallras eller plockhuggas om inte huggningen efterföljs av skogsbete (SLU Artdatabanken, 2024).</w:t>
-      </w:r>
-    </w:p>
-    <w:p>
-      <w:r>
-        <w:rPr>
-          <w:b/>
-        </w:rPr>
-        <w:t>Violettfläckig spindling (VU)</w:t>
-      </w:r>
-      <w:r>
-        <w:t xml:space="preserve"> bildar mykorrhiza med gran och tall i äldre kalkbarrskogar på torr, örtrik mark. Minskningstakten uppgår till 30 % inom 50 år och överstiger gränsvärdet för Sårbar (VU). Artens ekologiska krav med fynd enbart i äldre, örtrika kalkbarrskogar med kontinuitet, miljöer som idag ofta är starkt hotade av slutavverkningar, gör den mycket sårbar. Alla kända lokaler har ett högt skyddsvärde och kalkbarrskogar med höga naturvärden bör få områdesskydd med individuellt anpassade skötselråd (SLU Artdatabanken, 2024).</w:t>
       </w:r>
     </w:p>
     <w:p>
@@ -677,7 +674,7 @@
     <w:r>
       <w:tab/>
       <w:tab/>
-      <w:t>2026-06-20</w:t>
+      <w:t>2026-06-21</w:t>
       <w:br/>
       <w:br/>
     </w:r>

--- a/klagomål/A 44207-2022 FSC-klagomål.docx
+++ b/klagomål/A 44207-2022 FSC-klagomål.docx
@@ -674,7 +674,7 @@
     <w:r>
       <w:tab/>
       <w:tab/>
-      <w:t>2026-06-21</w:t>
+      <w:t>2026-06-22</w:t>
       <w:br/>
       <w:br/>
     </w:r>

--- a/klagomål/A 44207-2022 FSC-klagomål.docx
+++ b/klagomål/A 44207-2022 FSC-klagomål.docx
@@ -674,7 +674,7 @@
     <w:r>
       <w:tab/>
       <w:tab/>
-      <w:t>2026-06-22</w:t>
+      <w:t>2026-06-23</w:t>
       <w:br/>
       <w:br/>
     </w:r>

--- a/klagomål/A 44207-2022 FSC-klagomål.docx
+++ b/klagomål/A 44207-2022 FSC-klagomål.docx
@@ -674,7 +674,7 @@
     <w:r>
       <w:tab/>
       <w:tab/>
-      <w:t>2026-06-23</w:t>
+      <w:t>2026-06-24</w:t>
       <w:br/>
       <w:br/>
     </w:r>

--- a/klagomål/A 44207-2022 FSC-klagomål.docx
+++ b/klagomål/A 44207-2022 FSC-klagomål.docx
@@ -674,7 +674,7 @@
     <w:r>
       <w:tab/>
       <w:tab/>
-      <w:t>2026-06-24</w:t>
+      <w:t>2026-06-25</w:t>
       <w:br/>
       <w:br/>
     </w:r>

--- a/klagomål/A 44207-2022 FSC-klagomål.docx
+++ b/klagomål/A 44207-2022 FSC-klagomål.docx
@@ -674,7 +674,7 @@
     <w:r>
       <w:tab/>
       <w:tab/>
-      <w:t>2026-06-25</w:t>
+      <w:t>2026-06-26</w:t>
       <w:br/>
       <w:br/>
     </w:r>

--- a/klagomål/A 44207-2022 FSC-klagomål.docx
+++ b/klagomål/A 44207-2022 FSC-klagomål.docx
@@ -674,7 +674,7 @@
     <w:r>
       <w:tab/>
       <w:tab/>
-      <w:t>2026-06-26</w:t>
+      <w:t>2026-06-27</w:t>
       <w:br/>
       <w:br/>
     </w:r>

--- a/klagomål/A 44207-2022 FSC-klagomål.docx
+++ b/klagomål/A 44207-2022 FSC-klagomål.docx
@@ -674,7 +674,7 @@
     <w:r>
       <w:tab/>
       <w:tab/>
-      <w:t>2026-06-27</w:t>
+      <w:t>2026-06-28</w:t>
       <w:br/>
       <w:br/>
     </w:r>

--- a/klagomål/A 44207-2022 FSC-klagomål.docx
+++ b/klagomål/A 44207-2022 FSC-klagomål.docx
@@ -674,7 +674,7 @@
     <w:r>
       <w:tab/>
       <w:tab/>
-      <w:t>2026-06-28</w:t>
+      <w:t>2026-06-29</w:t>
       <w:br/>
       <w:br/>
     </w:r>

--- a/klagomål/A 44207-2022 FSC-klagomål.docx
+++ b/klagomål/A 44207-2022 FSC-klagomål.docx
@@ -674,7 +674,7 @@
     <w:r>
       <w:tab/>
       <w:tab/>
-      <w:t>2026-06-29</w:t>
+      <w:t>2026-06-30</w:t>
       <w:br/>
       <w:br/>
     </w:r>

--- a/klagomål/A 44207-2022 FSC-klagomål.docx
+++ b/klagomål/A 44207-2022 FSC-klagomål.docx
@@ -674,7 +674,7 @@
     <w:r>
       <w:tab/>
       <w:tab/>
-      <w:t>2026-06-30</w:t>
+      <w:t>2026-07-01</w:t>
       <w:br/>
       <w:br/>
     </w:r>

--- a/klagomål/A 44207-2022 FSC-klagomål.docx
+++ b/klagomål/A 44207-2022 FSC-klagomål.docx
@@ -674,7 +674,7 @@
     <w:r>
       <w:tab/>
       <w:tab/>
-      <w:t>2026-07-01</w:t>
+      <w:t>2026-07-02</w:t>
       <w:br/>
       <w:br/>
     </w:r>

--- a/klagomål/A 44207-2022 FSC-klagomål.docx
+++ b/klagomål/A 44207-2022 FSC-klagomål.docx
@@ -674,7 +674,7 @@
     <w:r>
       <w:tab/>
       <w:tab/>
-      <w:t>2026-07-13</w:t>
+      <w:t>2026-07-14</w:t>
       <w:br/>
       <w:br/>
     </w:r>

--- a/klagomål/A 44207-2022 FSC-klagomål.docx
+++ b/klagomål/A 44207-2022 FSC-klagomål.docx
@@ -674,7 +674,7 @@
     <w:r>
       <w:tab/>
       <w:tab/>
-      <w:t>2026-07-14</w:t>
+      <w:t>2026-07-15</w:t>
       <w:br/>
       <w:br/>
     </w:r>

--- a/klagomål/A 44207-2022 FSC-klagomål.docx
+++ b/klagomål/A 44207-2022 FSC-klagomål.docx
@@ -674,7 +674,7 @@
     <w:r>
       <w:tab/>
       <w:tab/>
-      <w:t>2026-07-15</w:t>
+      <w:t>2026-07-16</w:t>
       <w:br/>
       <w:br/>
     </w:r>

--- a/klagomål/A 44207-2022 FSC-klagomål.docx
+++ b/klagomål/A 44207-2022 FSC-klagomål.docx
@@ -674,7 +674,7 @@
     <w:r>
       <w:tab/>
       <w:tab/>
-      <w:t>2026-07-16</w:t>
+      <w:t>2026-07-17</w:t>
       <w:br/>
       <w:br/>
     </w:r>

--- a/klagomål/A 44207-2022 FSC-klagomål.docx
+++ b/klagomål/A 44207-2022 FSC-klagomål.docx
@@ -674,7 +674,7 @@
     <w:r>
       <w:tab/>
       <w:tab/>
-      <w:t>2026-07-17</w:t>
+      <w:t>2026-07-18</w:t>
       <w:br/>
       <w:br/>
     </w:r>

--- a/klagomål/A 44207-2022 FSC-klagomål.docx
+++ b/klagomål/A 44207-2022 FSC-klagomål.docx
@@ -674,7 +674,7 @@
     <w:r>
       <w:tab/>
       <w:tab/>
-      <w:t>2026-07-18</w:t>
+      <w:t>2026-07-19</w:t>
       <w:br/>
       <w:br/>
     </w:r>

--- a/klagomål/A 44207-2022 FSC-klagomål.docx
+++ b/klagomål/A 44207-2022 FSC-klagomål.docx
@@ -674,7 +674,7 @@
     <w:r>
       <w:tab/>
       <w:tab/>
-      <w:t>2026-07-19</w:t>
+      <w:t>2026-07-20</w:t>
       <w:br/>
       <w:br/>
     </w:r>

--- a/klagomål/A 44207-2022 FSC-klagomål.docx
+++ b/klagomål/A 44207-2022 FSC-klagomål.docx
@@ -674,7 +674,7 @@
     <w:r>
       <w:tab/>
       <w:tab/>
-      <w:t>2026-07-20</w:t>
+      <w:t>2026-07-21</w:t>
       <w:br/>
       <w:br/>
     </w:r>

--- a/klagomål/A 44207-2022 FSC-klagomål.docx
+++ b/klagomål/A 44207-2022 FSC-klagomål.docx
@@ -674,7 +674,7 @@
     <w:r>
       <w:tab/>
       <w:tab/>
-      <w:t>2026-07-21</w:t>
+      <w:t>2026-07-22</w:t>
       <w:br/>
       <w:br/>
     </w:r>

--- a/klagomål/A 44207-2022 FSC-klagomål.docx
+++ b/klagomål/A 44207-2022 FSC-klagomål.docx
@@ -674,7 +674,7 @@
     <w:r>
       <w:tab/>
       <w:tab/>
-      <w:t>2026-07-22</w:t>
+      <w:t>2026-07-23</w:t>
       <w:br/>
       <w:br/>
     </w:r>

--- a/klagomål/A 44207-2022 FSC-klagomål.docx
+++ b/klagomål/A 44207-2022 FSC-klagomål.docx
@@ -674,7 +674,7 @@
     <w:r>
       <w:tab/>
       <w:tab/>
-      <w:t>2026-07-23</w:t>
+      <w:t>2026-07-24</w:t>
       <w:br/>
       <w:br/>
     </w:r>

--- a/klagomål/A 44207-2022 FSC-klagomål.docx
+++ b/klagomål/A 44207-2022 FSC-klagomål.docx
@@ -674,7 +674,7 @@
     <w:r>
       <w:tab/>
       <w:tab/>
-      <w:t>2026-07-24</w:t>
+      <w:t>2026-07-25</w:t>
       <w:br/>
       <w:br/>
     </w:r>

--- a/klagomål/A 44207-2022 FSC-klagomål.docx
+++ b/klagomål/A 44207-2022 FSC-klagomål.docx
@@ -674,7 +674,7 @@
     <w:r>
       <w:tab/>
       <w:tab/>
-      <w:t>2026-07-25</w:t>
+      <w:t>2026-07-26</w:t>
       <w:br/>
       <w:br/>
     </w:r>

--- a/klagomål/A 44207-2022 FSC-klagomål.docx
+++ b/klagomål/A 44207-2022 FSC-klagomål.docx
@@ -674,7 +674,7 @@
     <w:r>
       <w:tab/>
       <w:tab/>
-      <w:t>2026-07-26</w:t>
+      <w:t>2026-07-27</w:t>
       <w:br/>
       <w:br/>
     </w:r>

--- a/klagomål/A 44207-2022 FSC-klagomål.docx
+++ b/klagomål/A 44207-2022 FSC-klagomål.docx
@@ -674,7 +674,7 @@
     <w:r>
       <w:tab/>
       <w:tab/>
-      <w:t>2026-07-27</w:t>
+      <w:t>2026-07-28</w:t>
       <w:br/>
       <w:br/>
     </w:r>

--- a/klagomål/A 44207-2022 FSC-klagomål.docx
+++ b/klagomål/A 44207-2022 FSC-klagomål.docx
@@ -674,7 +674,7 @@
     <w:r>
       <w:tab/>
       <w:tab/>
-      <w:t>2026-07-28</w:t>
+      <w:t>2026-07-29</w:t>
       <w:br/>
       <w:br/>
     </w:r>

--- a/klagomål/A 44207-2022 FSC-klagomål.docx
+++ b/klagomål/A 44207-2022 FSC-klagomål.docx
@@ -674,7 +674,7 @@
     <w:r>
       <w:tab/>
       <w:tab/>
-      <w:t>2026-07-29</w:t>
+      <w:t>2026-07-30</w:t>
       <w:br/>
       <w:br/>
     </w:r>

--- a/klagomål/A 44207-2022 FSC-klagomål.docx
+++ b/klagomål/A 44207-2022 FSC-klagomål.docx
@@ -674,7 +674,7 @@
     <w:r>
       <w:tab/>
       <w:tab/>
-      <w:t>2026-07-30</w:t>
+      <w:t>2026-07-31</w:t>
       <w:br/>
       <w:br/>
     </w:r>

--- a/klagomål/A 44207-2022 FSC-klagomål.docx
+++ b/klagomål/A 44207-2022 FSC-klagomål.docx
@@ -674,7 +674,7 @@
     <w:r>
       <w:tab/>
       <w:tab/>
-      <w:t>2026-07-31</w:t>
+      <w:t>2026-08-01</w:t>
       <w:br/>
       <w:br/>
     </w:r>

--- a/klagomål/A 44207-2022 FSC-klagomål.docx
+++ b/klagomål/A 44207-2022 FSC-klagomål.docx
@@ -674,7 +674,7 @@
     <w:r>
       <w:tab/>
       <w:tab/>
-      <w:t>2026-08-01</w:t>
+      <w:t>2026-08-02</w:t>
       <w:br/>
       <w:br/>
     </w:r>

--- a/klagomål/A 44207-2022 FSC-klagomål.docx
+++ b/klagomål/A 44207-2022 FSC-klagomål.docx
@@ -674,7 +674,7 @@
     <w:r>
       <w:tab/>
       <w:tab/>
-      <w:t>2026-08-02</w:t>
+      <w:t>2026-08-03</w:t>
       <w:br/>
       <w:br/>
     </w:r>

--- a/klagomål/A 44207-2022 FSC-klagomål.docx
+++ b/klagomål/A 44207-2022 FSC-klagomål.docx
@@ -674,7 +674,7 @@
     <w:r>
       <w:tab/>
       <w:tab/>
-      <w:t>2026-08-03</w:t>
+      <w:t>2026-08-05</w:t>
       <w:br/>
       <w:br/>
     </w:r>

--- a/klagomål/A 44207-2022 FSC-klagomål.docx
+++ b/klagomål/A 44207-2022 FSC-klagomål.docx
@@ -674,7 +674,7 @@
     <w:r>
       <w:tab/>
       <w:tab/>
-      <w:t>2026-08-05</w:t>
+      <w:t>2026-08-07</w:t>
       <w:br/>
       <w:br/>
     </w:r>

--- a/klagomål/A 44207-2022 FSC-klagomål.docx
+++ b/klagomål/A 44207-2022 FSC-klagomål.docx
@@ -674,7 +674,7 @@
     <w:r>
       <w:tab/>
       <w:tab/>
-      <w:t>2026-08-07</w:t>
+      <w:t>2026-08-08</w:t>
       <w:br/>
       <w:br/>
     </w:r>

--- a/klagomål/A 44207-2022 FSC-klagomål.docx
+++ b/klagomål/A 44207-2022 FSC-klagomål.docx
@@ -216,7 +216,7 @@
         <w:spacing w:after="240"/>
       </w:pPr>
       <w:r>
-        <w:t>Figur 1. Fyndplatser för naturvårdsarter inom 22 meter från avverkningsanmälan. Markörer utan svart kant är placerade på fyndplatsen. Markörer med svart kant är placerade vid sidan av fyndplatsen har ett svart streck som visar fyndplatsens exakta position. Kartans mittpunktskoordinat är N 6374728, E 719260 i SWEREF 99 TM.</w:t>
+        <w:t>Figur 1. Fyndplatser för naturvårdsarter inom 22 meter från avverkningsanmälan. Markörer utan svart kant är placerade på fyndplatsen. Markörer med svart kant är placerade vid sidan av fyndplatsen och har ett svart streck som visar fyndplatsens exakta position. Kartans mittpunktskoordinat är N 6374728, E 719260 i SWEREF 99 TM.</w:t>
       </w:r>
     </w:p>
     <w:p>
@@ -674,7 +674,7 @@
     <w:r>
       <w:tab/>
       <w:tab/>
-      <w:t>2026-08-14</w:t>
+      <w:t>2026-08-15</w:t>
       <w:br/>
       <w:br/>
     </w:r>

--- a/klagomål/A 44207-2022 FSC-klagomål.docx
+++ b/klagomål/A 44207-2022 FSC-klagomål.docx
@@ -674,7 +674,7 @@
     <w:r>
       <w:tab/>
       <w:tab/>
-      <w:t>2026-08-15</w:t>
+      <w:t>2026-08-16</w:t>
       <w:br/>
       <w:br/>
     </w:r>

--- a/klagomål/A 44207-2022 FSC-klagomål.docx
+++ b/klagomål/A 44207-2022 FSC-klagomål.docx
@@ -674,7 +674,7 @@
     <w:r>
       <w:tab/>
       <w:tab/>
-      <w:t>2026-08-16</w:t>
+      <w:t>2026-08-17</w:t>
       <w:br/>
       <w:br/>
     </w:r>

--- a/klagomål/A 44207-2022 FSC-klagomål.docx
+++ b/klagomål/A 44207-2022 FSC-klagomål.docx
@@ -674,7 +674,7 @@
     <w:r>
       <w:tab/>
       <w:tab/>
-      <w:t>2026-08-17</w:t>
+      <w:t>2026-08-18</w:t>
       <w:br/>
       <w:br/>
     </w:r>

--- a/klagomål/A 44207-2022 FSC-klagomål.docx
+++ b/klagomål/A 44207-2022 FSC-klagomål.docx
@@ -674,7 +674,7 @@
     <w:r>
       <w:tab/>
       <w:tab/>
-      <w:t>2026-08-18</w:t>
+      <w:t>2026-08-19</w:t>
       <w:br/>
       <w:br/>
     </w:r>

--- a/klagomål/A 44207-2022 FSC-klagomål.docx
+++ b/klagomål/A 44207-2022 FSC-klagomål.docx
@@ -674,7 +674,7 @@
     <w:r>
       <w:tab/>
       <w:tab/>
-      <w:t>2026-08-19</w:t>
+      <w:t>2026-08-20</w:t>
       <w:br/>
       <w:br/>
     </w:r>

--- a/klagomål/A 44207-2022 FSC-klagomål.docx
+++ b/klagomål/A 44207-2022 FSC-klagomål.docx
@@ -674,7 +674,7 @@
     <w:r>
       <w:tab/>
       <w:tab/>
-      <w:t>2026-08-20</w:t>
+      <w:t>2026-08-21</w:t>
       <w:br/>
       <w:br/>
     </w:r>

--- a/klagomål/A 44207-2022 FSC-klagomål.docx
+++ b/klagomål/A 44207-2022 FSC-klagomål.docx
@@ -674,7 +674,7 @@
     <w:r>
       <w:tab/>
       <w:tab/>
-      <w:t>2026-08-21</w:t>
+      <w:t>2026-08-22</w:t>
       <w:br/>
       <w:br/>
     </w:r>

--- a/klagomål/A 44207-2022 FSC-klagomål.docx
+++ b/klagomål/A 44207-2022 FSC-klagomål.docx
@@ -674,7 +674,7 @@
     <w:r>
       <w:tab/>
       <w:tab/>
-      <w:t>2026-08-22</w:t>
+      <w:t>2026-08-23</w:t>
       <w:br/>
       <w:br/>
     </w:r>

--- a/klagomål/A 44207-2022 FSC-klagomål.docx
+++ b/klagomål/A 44207-2022 FSC-klagomål.docx
@@ -674,7 +674,7 @@
     <w:r>
       <w:tab/>
       <w:tab/>
-      <w:t>2026-08-23</w:t>
+      <w:t>2026-08-24</w:t>
       <w:br/>
       <w:br/>
     </w:r>

--- a/klagomål/A 44207-2022 FSC-klagomål.docx
+++ b/klagomål/A 44207-2022 FSC-klagomål.docx
@@ -674,7 +674,7 @@
     <w:r>
       <w:tab/>
       <w:tab/>
-      <w:t>2026-08-24</w:t>
+      <w:t>2026-08-25</w:t>
       <w:br/>
       <w:br/>
     </w:r>

--- a/klagomål/A 44207-2022 FSC-klagomål.docx
+++ b/klagomål/A 44207-2022 FSC-klagomål.docx
@@ -674,7 +674,7 @@
     <w:r>
       <w:tab/>
       <w:tab/>
-      <w:t>2026-08-25</w:t>
+      <w:t>2026-08-26</w:t>
       <w:br/>
       <w:br/>
     </w:r>

--- a/klagomål/A 44207-2022 FSC-klagomål.docx
+++ b/klagomål/A 44207-2022 FSC-klagomål.docx
@@ -674,7 +674,7 @@
     <w:r>
       <w:tab/>
       <w:tab/>
-      <w:t>2026-08-26</w:t>
+      <w:t>2026-08-27</w:t>
       <w:br/>
       <w:br/>
     </w:r>

--- a/klagomål/A 44207-2022 FSC-klagomål.docx
+++ b/klagomål/A 44207-2022 FSC-klagomål.docx
@@ -674,7 +674,7 @@
     <w:r>
       <w:tab/>
       <w:tab/>
-      <w:t>2026-08-27</w:t>
+      <w:t>2026-08-28</w:t>
       <w:br/>
       <w:br/>
     </w:r>

--- a/klagomål/A 44207-2022 FSC-klagomål.docx
+++ b/klagomål/A 44207-2022 FSC-klagomål.docx
@@ -674,7 +674,7 @@
     <w:r>
       <w:tab/>
       <w:tab/>
-      <w:t>2026-08-28</w:t>
+      <w:t>2026-08-29</w:t>
       <w:br/>
       <w:br/>
     </w:r>

--- a/klagomål/A 44207-2022 FSC-klagomål.docx
+++ b/klagomål/A 44207-2022 FSC-klagomål.docx
@@ -674,7 +674,7 @@
     <w:r>
       <w:tab/>
       <w:tab/>
-      <w:t>2026-08-29</w:t>
+      <w:t>2026-08-31</w:t>
       <w:br/>
       <w:br/>
     </w:r>

--- a/klagomål/A 44207-2022 FSC-klagomål.docx
+++ b/klagomål/A 44207-2022 FSC-klagomål.docx
@@ -674,7 +674,7 @@
     <w:r>
       <w:tab/>
       <w:tab/>
-      <w:t>2026-08-31</w:t>
+      <w:t>2026-09-01</w:t>
       <w:br/>
       <w:br/>
     </w:r>

--- a/klagomål/A 44207-2022 FSC-klagomål.docx
+++ b/klagomål/A 44207-2022 FSC-klagomål.docx
@@ -674,7 +674,7 @@
     <w:r>
       <w:tab/>
       <w:tab/>
-      <w:t>2026-09-01</w:t>
+      <w:t>2026-09-02</w:t>
       <w:br/>
       <w:br/>
     </w:r>

--- a/klagomål/A 44207-2022 FSC-klagomål.docx
+++ b/klagomål/A 44207-2022 FSC-klagomål.docx
@@ -674,7 +674,7 @@
     <w:r>
       <w:tab/>
       <w:tab/>
-      <w:t>2026-09-02</w:t>
+      <w:t>2026-09-03</w:t>
       <w:br/>
       <w:br/>
     </w:r>

--- a/klagomål/A 44207-2022 FSC-klagomål.docx
+++ b/klagomål/A 44207-2022 FSC-klagomål.docx
@@ -674,7 +674,7 @@
     <w:r>
       <w:tab/>
       <w:tab/>
-      <w:t>2026-09-03</w:t>
+      <w:t>2026-09-04</w:t>
       <w:br/>
       <w:br/>
     </w:r>

--- a/klagomål/A 44207-2022 FSC-klagomål.docx
+++ b/klagomål/A 44207-2022 FSC-klagomål.docx
@@ -674,7 +674,7 @@
     <w:r>
       <w:tab/>
       <w:tab/>
-      <w:t>2026-09-04</w:t>
+      <w:t>2026-09-05</w:t>
       <w:br/>
       <w:br/>
     </w:r>
